--- a/ket-qua-thncd/M168. Bien ban lam viec voi nguoi chap hanh xong hinh phat tu.docx
+++ b/ket-qua-thncd/M168. Bien ban lam viec voi nguoi chap hanh xong hinh phat tu.docx
@@ -752,6 +752,13 @@
           <w:sz w:val="20"/>
           <w:szCs w:val="20"/>
         </w:rPr>
+        <w:t xml:space="preserve"/>
+      </w:r>
+      <w:r>
+        <w:rPr>
+          <w:sz w:val="28"/>
+          <w:szCs w:val="28"/>
+        </w:rPr>
         <w:t xml:space="preserve"> phường Hàng Gòn</w:t>
       </w:r>
       <w:r>
@@ -1262,8 +1269,8 @@
       </w:r>
       <w:r>
         <w:rPr>
-          <w:sz w:val="26"/>
-          <w:szCs w:val="26"/>
+          <w:sz w:val="28"/>
+          <w:szCs w:val="28"/>
           <w:highlight w:val="yellow"/>
         </w:rPr>
         <w:t xml:space="preserve"> {HOTEN}</w:t>
@@ -1333,8 +1340,8 @@
       </w:r>
       <w:r>
         <w:rPr>
-          <w:sz w:val="26"/>
-          <w:szCs w:val="26"/>
+          <w:sz w:val="28"/>
+          <w:szCs w:val="28"/>
           <w:highlight w:val="yellow"/>
         </w:rPr>
         <w:t xml:space="preserve"> {GIOITINH}</w:t>
@@ -1374,8 +1381,8 @@
       </w:r>
       <w:r>
         <w:rPr>
-          <w:sz w:val="26"/>
-          <w:szCs w:val="26"/>
+          <w:sz w:val="28"/>
+          <w:szCs w:val="28"/>
           <w:highlight w:val="yellow"/>
         </w:rPr>
         <w:t xml:space="preserve"> {NGAYSINH}/{THANGSINH}/{NAMSINH}</w:t>
@@ -1457,7 +1464,7 @@
           <w:rFonts w:eastAsia="Times New Roman"/>
           <w:bCs w:val="0"/>
           <w:color w:val="000000"/>
-          <w:sz w:val="26"/>
+          <w:sz w:val="28"/>
           <w:szCs w:val="28"/>
           <w:highlight w:val="yellow"/>
         </w:rPr>
@@ -1574,8 +1581,11 @@
       </w:r>
       <w:r>
         <w:rPr>
-          <w:sz w:val="20"/>
-          <w:szCs w:val="20"/>
+          <w:rFonts w:eastAsia="Times New Roman"/>
+          <w:bCs w:val="0"/>
+          <w:color w:val="000000"/>
+          <w:sz w:val="28"/>
+          <w:szCs w:val="28"/>
           <w:highlight w:val="yellow"/>
         </w:rPr>
         <w:t xml:space="preserve"> {NOIOHIENTAI}</w:t>
@@ -1741,8 +1751,8 @@
           <w:rFonts w:eastAsia="Times New Roman"/>
           <w:bCs w:val="0"/>
           <w:color w:val="000000"/>
-          <w:sz w:val="20"/>
-          <w:szCs w:val="20"/>
+          <w:sz w:val="28"/>
+          <w:szCs w:val="28"/>
           <w:highlight w:val="yellow"/>
         </w:rPr>
         <w:t xml:space="preserve"> {SOCHUNGNHAN}</w:t>
@@ -1780,6 +1790,7 @@
           <w:rFonts w:eastAsia="Times New Roman"/>
           <w:bCs w:val="0"/>
           <w:color w:val="000000"/>
+          <w:sz w:val="28"/>
           <w:szCs w:val="28"/>
           <w:highlight w:val="yellow"/>
         </w:rPr>
